--- a/Backend/Director_Disclosure/Output_Disclosures/2024-25/ADANI_LAND_DEVELOPERS_PRIVATE_LIMITED/DIR-8/DIR8_Sunil_Sharma_02372553.docx
+++ b/Backend/Director_Disclosure/Output_Disclosures/2024-25/ADANI_LAND_DEVELOPERS_PRIVATE_LIMITED/DIR-8/DIR8_Sunil_Sharma_02372553.docx
@@ -189,7 +189,7 @@
           <w:b w:val="0"/>
           <w:sz w:val="23"/>
         </w:rPr>
-        <w:t>I, Sunil Sharma, son/daughter of Mr. {{FATHER_NAME}}, resident of _____________________________________________, India hereby give notice that I am/was a Director in the following companies during the last three years:-</w:t>
+        <w:t>I, SUNIL SHARMA, son/daughter of Mr. {{FATHER_NAME}}, resident of _____________________________________________, India hereby give notice that I am/was a Director in the following companies during the last three years:-</w:t>
       </w:r>
     </w:p>
     <w:p>
@@ -340,6 +340,286 @@
                 <w:b w:val="0"/>
                 <w:sz w:val="23"/>
               </w:rPr>
+              <w:t>NAVBHARAT MEGA DEVELOPERS PRIVATE LIMITED</w:t>
+            </w:r>
+          </w:p>
+        </w:tc>
+        <w:tc>
+          <w:tcPr>
+            <w:tcW w:type="dxa" w:w="2610"/>
+          </w:tcPr>
+          <w:p>
+            <w:pPr>
+              <w:spacing w:after="0"/>
+              <w:jc w:val="center"/>
+            </w:pPr>
+            <w:r>
+              <w:rPr>
+                <w:rFonts w:ascii="Adani" w:hAnsi="Adani" w:eastAsia="Adani" w:cs="Adani"/>
+                <w:b w:val="0"/>
+                <w:sz w:val="23"/>
+              </w:rPr>
+              <w:t>27/09/2023</w:t>
+            </w:r>
+          </w:p>
+        </w:tc>
+        <w:tc>
+          <w:tcPr>
+            <w:tcW w:type="dxa" w:w="2250"/>
+          </w:tcPr>
+          <w:p>
+            <w:pPr>
+              <w:spacing w:after="0"/>
+              <w:jc w:val="center"/>
+            </w:pPr>
+          </w:p>
+        </w:tc>
+      </w:tr>
+      <w:tr>
+        <w:tc>
+          <w:tcPr>
+            <w:tcW w:type="dxa" w:w="636"/>
+          </w:tcPr>
+          <w:p>
+            <w:pPr>
+              <w:spacing w:after="0"/>
+              <w:ind w:left="360"/>
+            </w:pPr>
+            <w:r>
+              <w:rPr>
+                <w:rFonts w:ascii="Adani" w:hAnsi="Adani" w:eastAsia="Adani" w:cs="Adani"/>
+                <w:b w:val="0"/>
+                <w:sz w:val="23"/>
+              </w:rPr>
+              <w:t>2</w:t>
+            </w:r>
+          </w:p>
+        </w:tc>
+        <w:tc>
+          <w:tcPr>
+            <w:tcW w:type="dxa" w:w="3864"/>
+          </w:tcPr>
+          <w:p>
+            <w:pPr>
+              <w:spacing w:after="0"/>
+              <w:jc w:val="both"/>
+            </w:pPr>
+            <w:r>
+              <w:rPr>
+                <w:rFonts w:ascii="Adani" w:hAnsi="Adani" w:eastAsia="Adani" w:cs="Adani"/>
+                <w:b w:val="0"/>
+                <w:sz w:val="23"/>
+              </w:rPr>
+              <w:t>S B SHARMA DEVELOPMENTS LLP</w:t>
+            </w:r>
+          </w:p>
+        </w:tc>
+        <w:tc>
+          <w:tcPr>
+            <w:tcW w:type="dxa" w:w="2610"/>
+          </w:tcPr>
+          <w:p>
+            <w:pPr>
+              <w:spacing w:after="0"/>
+              <w:jc w:val="center"/>
+            </w:pPr>
+            <w:r>
+              <w:rPr>
+                <w:rFonts w:ascii="Adani" w:hAnsi="Adani" w:eastAsia="Adani" w:cs="Adani"/>
+                <w:b w:val="0"/>
+                <w:sz w:val="23"/>
+              </w:rPr>
+              <w:t>07/04/2023</w:t>
+            </w:r>
+          </w:p>
+        </w:tc>
+        <w:tc>
+          <w:tcPr>
+            <w:tcW w:type="dxa" w:w="2250"/>
+          </w:tcPr>
+          <w:p>
+            <w:pPr>
+              <w:spacing w:after="0"/>
+              <w:jc w:val="center"/>
+            </w:pPr>
+          </w:p>
+        </w:tc>
+      </w:tr>
+      <w:tr>
+        <w:tc>
+          <w:tcPr>
+            <w:tcW w:type="dxa" w:w="636"/>
+          </w:tcPr>
+          <w:p>
+            <w:pPr>
+              <w:spacing w:after="0"/>
+              <w:ind w:left="360"/>
+            </w:pPr>
+            <w:r>
+              <w:rPr>
+                <w:rFonts w:ascii="Adani" w:hAnsi="Adani" w:eastAsia="Adani" w:cs="Adani"/>
+                <w:b w:val="0"/>
+                <w:sz w:val="23"/>
+              </w:rPr>
+              <w:t>3</w:t>
+            </w:r>
+          </w:p>
+        </w:tc>
+        <w:tc>
+          <w:tcPr>
+            <w:tcW w:type="dxa" w:w="3864"/>
+          </w:tcPr>
+          <w:p>
+            <w:pPr>
+              <w:spacing w:after="0"/>
+              <w:jc w:val="both"/>
+            </w:pPr>
+            <w:r>
+              <w:rPr>
+                <w:rFonts w:ascii="Adani" w:hAnsi="Adani" w:eastAsia="Adani" w:cs="Adani"/>
+                <w:b w:val="0"/>
+                <w:sz w:val="23"/>
+              </w:rPr>
+              <w:t>ADI SHANTIGRAM STOREYS LLP</w:t>
+            </w:r>
+          </w:p>
+        </w:tc>
+        <w:tc>
+          <w:tcPr>
+            <w:tcW w:type="dxa" w:w="2610"/>
+          </w:tcPr>
+          <w:p>
+            <w:pPr>
+              <w:spacing w:after="0"/>
+              <w:jc w:val="center"/>
+            </w:pPr>
+            <w:r>
+              <w:rPr>
+                <w:rFonts w:ascii="Adani" w:hAnsi="Adani" w:eastAsia="Adani" w:cs="Adani"/>
+                <w:b w:val="0"/>
+                <w:sz w:val="23"/>
+              </w:rPr>
+              <w:t>18/04/2022</w:t>
+            </w:r>
+          </w:p>
+        </w:tc>
+        <w:tc>
+          <w:tcPr>
+            <w:tcW w:type="dxa" w:w="2250"/>
+          </w:tcPr>
+          <w:p>
+            <w:pPr>
+              <w:spacing w:after="0"/>
+              <w:jc w:val="center"/>
+            </w:pPr>
+          </w:p>
+        </w:tc>
+      </w:tr>
+      <w:tr>
+        <w:tc>
+          <w:tcPr>
+            <w:tcW w:type="dxa" w:w="636"/>
+          </w:tcPr>
+          <w:p>
+            <w:pPr>
+              <w:spacing w:after="0"/>
+              <w:ind w:left="360"/>
+            </w:pPr>
+            <w:r>
+              <w:rPr>
+                <w:rFonts w:ascii="Adani" w:hAnsi="Adani" w:eastAsia="Adani" w:cs="Adani"/>
+                <w:b w:val="0"/>
+                <w:sz w:val="23"/>
+              </w:rPr>
+              <w:t>4</w:t>
+            </w:r>
+          </w:p>
+        </w:tc>
+        <w:tc>
+          <w:tcPr>
+            <w:tcW w:type="dxa" w:w="3864"/>
+          </w:tcPr>
+          <w:p>
+            <w:pPr>
+              <w:spacing w:after="0"/>
+              <w:jc w:val="both"/>
+            </w:pPr>
+            <w:r>
+              <w:rPr>
+                <w:rFonts w:ascii="Adani" w:hAnsi="Adani" w:eastAsia="Adani" w:cs="Adani"/>
+                <w:b w:val="0"/>
+                <w:sz w:val="23"/>
+              </w:rPr>
+              <w:t>ALINEA PROPERTIES LLP</w:t>
+            </w:r>
+          </w:p>
+        </w:tc>
+        <w:tc>
+          <w:tcPr>
+            <w:tcW w:type="dxa" w:w="2610"/>
+          </w:tcPr>
+          <w:p>
+            <w:pPr>
+              <w:spacing w:after="0"/>
+              <w:jc w:val="center"/>
+            </w:pPr>
+            <w:r>
+              <w:rPr>
+                <w:rFonts w:ascii="Adani" w:hAnsi="Adani" w:eastAsia="Adani" w:cs="Adani"/>
+                <w:b w:val="0"/>
+                <w:sz w:val="23"/>
+              </w:rPr>
+              <w:t>23/07/2021</w:t>
+            </w:r>
+          </w:p>
+        </w:tc>
+        <w:tc>
+          <w:tcPr>
+            <w:tcW w:type="dxa" w:w="2250"/>
+          </w:tcPr>
+          <w:p>
+            <w:pPr>
+              <w:spacing w:after="0"/>
+              <w:jc w:val="center"/>
+            </w:pPr>
+          </w:p>
+        </w:tc>
+      </w:tr>
+      <w:tr>
+        <w:tc>
+          <w:tcPr>
+            <w:tcW w:type="dxa" w:w="636"/>
+          </w:tcPr>
+          <w:p>
+            <w:pPr>
+              <w:spacing w:after="0"/>
+              <w:ind w:left="360"/>
+            </w:pPr>
+            <w:r>
+              <w:rPr>
+                <w:rFonts w:ascii="Adani" w:hAnsi="Adani" w:eastAsia="Adani" w:cs="Adani"/>
+                <w:b w:val="0"/>
+                <w:sz w:val="23"/>
+              </w:rPr>
+              <w:t>5</w:t>
+            </w:r>
+          </w:p>
+        </w:tc>
+        <w:tc>
+          <w:tcPr>
+            <w:tcW w:type="dxa" w:w="3864"/>
+          </w:tcPr>
+          <w:p>
+            <w:pPr>
+              <w:spacing w:after="0"/>
+              <w:jc w:val="both"/>
+            </w:pPr>
+            <w:r>
+              <w:rPr>
+                <w:rFonts w:ascii="Adani" w:hAnsi="Adani" w:eastAsia="Adani" w:cs="Adani"/>
+                <w:b w:val="0"/>
+                <w:sz w:val="23"/>
+              </w:rPr>
               <w:t>ADANI ESTATE MANAGEMENT PRIVATE LIMITED</w:t>
             </w:r>
           </w:p>
@@ -391,7 +671,7 @@
                 <w:b w:val="0"/>
                 <w:sz w:val="23"/>
               </w:rPr>
-              <w:t>2</w:t>
+              <w:t>6</w:t>
             </w:r>
           </w:p>
         </w:tc>
@@ -410,7 +690,7 @@
                 <w:b w:val="0"/>
                 <w:sz w:val="23"/>
               </w:rPr>
-              <w:t>ADANI MUNDRA SEZ INFRASTRUCTURE PRIVATE LIMITED</w:t>
+              <w:t>ADI SHANTIGRAM ESTATES LLP</w:t>
             </w:r>
           </w:p>
         </w:tc>
@@ -429,7 +709,7 @@
                 <w:b w:val="0"/>
                 <w:sz w:val="23"/>
               </w:rPr>
-              <w:t>13/09/2010</w:t>
+              <w:t>06/02/2019</w:t>
             </w:r>
           </w:p>
         </w:tc>
@@ -461,7 +741,7 @@
                 <w:b w:val="0"/>
                 <w:sz w:val="23"/>
               </w:rPr>
-              <w:t>3</w:t>
+              <w:t>7</w:t>
             </w:r>
           </w:p>
         </w:tc>
@@ -480,7 +760,7 @@
                 <w:b w:val="0"/>
                 <w:sz w:val="23"/>
               </w:rPr>
-              <w:t>ADANI LAND DEVELOPERS PRIVATE LIMITED</w:t>
+              <w:t>VALUABLE PROPERTIES PRIVATE LIMITED</w:t>
             </w:r>
           </w:p>
         </w:tc>
@@ -499,7 +779,357 @@
                 <w:b w:val="0"/>
                 <w:sz w:val="23"/>
               </w:rPr>
-              <w:t>19/11/2009</w:t>
+              <w:t>17/06/2015</w:t>
+            </w:r>
+          </w:p>
+        </w:tc>
+        <w:tc>
+          <w:tcPr>
+            <w:tcW w:type="dxa" w:w="2250"/>
+          </w:tcPr>
+          <w:p>
+            <w:pPr>
+              <w:spacing w:after="0"/>
+              <w:jc w:val="center"/>
+            </w:pPr>
+          </w:p>
+        </w:tc>
+      </w:tr>
+      <w:tr>
+        <w:tc>
+          <w:tcPr>
+            <w:tcW w:type="dxa" w:w="636"/>
+          </w:tcPr>
+          <w:p>
+            <w:pPr>
+              <w:spacing w:after="0"/>
+              <w:ind w:left="360"/>
+            </w:pPr>
+            <w:r>
+              <w:rPr>
+                <w:rFonts w:ascii="Adani" w:hAnsi="Adani" w:eastAsia="Adani" w:cs="Adani"/>
+                <w:b w:val="0"/>
+                <w:sz w:val="23"/>
+              </w:rPr>
+              <w:t>8</w:t>
+            </w:r>
+          </w:p>
+        </w:tc>
+        <w:tc>
+          <w:tcPr>
+            <w:tcW w:type="dxa" w:w="3864"/>
+          </w:tcPr>
+          <w:p>
+            <w:pPr>
+              <w:spacing w:after="0"/>
+              <w:jc w:val="both"/>
+            </w:pPr>
+            <w:r>
+              <w:rPr>
+                <w:rFonts w:ascii="Adani" w:hAnsi="Adani" w:eastAsia="Adani" w:cs="Adani"/>
+                <w:b w:val="0"/>
+                <w:sz w:val="23"/>
+              </w:rPr>
+              <w:t>SWAYAM REALTORS AND TRADERS LLP</w:t>
+            </w:r>
+          </w:p>
+        </w:tc>
+        <w:tc>
+          <w:tcPr>
+            <w:tcW w:type="dxa" w:w="2610"/>
+          </w:tcPr>
+          <w:p>
+            <w:pPr>
+              <w:spacing w:after="0"/>
+              <w:jc w:val="center"/>
+            </w:pPr>
+            <w:r>
+              <w:rPr>
+                <w:rFonts w:ascii="Adani" w:hAnsi="Adani" w:eastAsia="Adani" w:cs="Adani"/>
+                <w:b w:val="0"/>
+                <w:sz w:val="23"/>
+              </w:rPr>
+              <w:t>19/03/2014</w:t>
+            </w:r>
+          </w:p>
+        </w:tc>
+        <w:tc>
+          <w:tcPr>
+            <w:tcW w:type="dxa" w:w="2250"/>
+          </w:tcPr>
+          <w:p>
+            <w:pPr>
+              <w:spacing w:after="0"/>
+              <w:jc w:val="center"/>
+            </w:pPr>
+          </w:p>
+        </w:tc>
+      </w:tr>
+      <w:tr>
+        <w:tc>
+          <w:tcPr>
+            <w:tcW w:type="dxa" w:w="636"/>
+          </w:tcPr>
+          <w:p>
+            <w:pPr>
+              <w:spacing w:after="0"/>
+              <w:ind w:left="360"/>
+            </w:pPr>
+            <w:r>
+              <w:rPr>
+                <w:rFonts w:ascii="Adani" w:hAnsi="Adani" w:eastAsia="Adani" w:cs="Adani"/>
+                <w:b w:val="0"/>
+                <w:sz w:val="23"/>
+              </w:rPr>
+              <w:t>9</w:t>
+            </w:r>
+          </w:p>
+        </w:tc>
+        <w:tc>
+          <w:tcPr>
+            <w:tcW w:type="dxa" w:w="3864"/>
+          </w:tcPr>
+          <w:p>
+            <w:pPr>
+              <w:spacing w:after="0"/>
+              <w:jc w:val="both"/>
+            </w:pPr>
+            <w:r>
+              <w:rPr>
+                <w:rFonts w:ascii="Adani" w:hAnsi="Adani" w:eastAsia="Adani" w:cs="Adani"/>
+                <w:b w:val="0"/>
+                <w:sz w:val="23"/>
+              </w:rPr>
+              <w:t>COLUMBIA CHROME (INDIA) PRIVATE LIMITED</w:t>
+            </w:r>
+          </w:p>
+        </w:tc>
+        <w:tc>
+          <w:tcPr>
+            <w:tcW w:type="dxa" w:w="2610"/>
+          </w:tcPr>
+          <w:p>
+            <w:pPr>
+              <w:spacing w:after="0"/>
+              <w:jc w:val="center"/>
+            </w:pPr>
+            <w:r>
+              <w:rPr>
+                <w:rFonts w:ascii="Adani" w:hAnsi="Adani" w:eastAsia="Adani" w:cs="Adani"/>
+                <w:b w:val="0"/>
+                <w:sz w:val="23"/>
+              </w:rPr>
+              <w:t>16/12/2013</w:t>
+            </w:r>
+          </w:p>
+        </w:tc>
+        <w:tc>
+          <w:tcPr>
+            <w:tcW w:type="dxa" w:w="2250"/>
+          </w:tcPr>
+          <w:p>
+            <w:pPr>
+              <w:spacing w:after="0"/>
+              <w:jc w:val="center"/>
+            </w:pPr>
+          </w:p>
+        </w:tc>
+      </w:tr>
+      <w:tr>
+        <w:tc>
+          <w:tcPr>
+            <w:tcW w:type="dxa" w:w="636"/>
+          </w:tcPr>
+          <w:p>
+            <w:pPr>
+              <w:spacing w:after="0"/>
+              <w:ind w:left="360"/>
+            </w:pPr>
+            <w:r>
+              <w:rPr>
+                <w:rFonts w:ascii="Adani" w:hAnsi="Adani" w:eastAsia="Adani" w:cs="Adani"/>
+                <w:b w:val="0"/>
+                <w:sz w:val="23"/>
+              </w:rPr>
+              <w:t>10</w:t>
+            </w:r>
+          </w:p>
+        </w:tc>
+        <w:tc>
+          <w:tcPr>
+            <w:tcW w:type="dxa" w:w="3864"/>
+          </w:tcPr>
+          <w:p>
+            <w:pPr>
+              <w:spacing w:after="0"/>
+              <w:jc w:val="both"/>
+            </w:pPr>
+            <w:r>
+              <w:rPr>
+                <w:rFonts w:ascii="Adani" w:hAnsi="Adani" w:eastAsia="Adani" w:cs="Adani"/>
+                <w:b w:val="0"/>
+                <w:sz w:val="23"/>
+              </w:rPr>
+              <w:t>ACHALESHWAR INFRASTRUCTURE PRIVATE LIMITED</w:t>
+            </w:r>
+          </w:p>
+        </w:tc>
+        <w:tc>
+          <w:tcPr>
+            <w:tcW w:type="dxa" w:w="2610"/>
+          </w:tcPr>
+          <w:p>
+            <w:pPr>
+              <w:spacing w:after="0"/>
+              <w:jc w:val="center"/>
+            </w:pPr>
+            <w:r>
+              <w:rPr>
+                <w:rFonts w:ascii="Adani" w:hAnsi="Adani" w:eastAsia="Adani" w:cs="Adani"/>
+                <w:b w:val="0"/>
+                <w:sz w:val="23"/>
+              </w:rPr>
+              <w:t>10/12/2013</w:t>
+            </w:r>
+          </w:p>
+        </w:tc>
+        <w:tc>
+          <w:tcPr>
+            <w:tcW w:type="dxa" w:w="2250"/>
+          </w:tcPr>
+          <w:p>
+            <w:pPr>
+              <w:spacing w:after="0"/>
+              <w:jc w:val="center"/>
+            </w:pPr>
+          </w:p>
+        </w:tc>
+      </w:tr>
+      <w:tr>
+        <w:tc>
+          <w:tcPr>
+            <w:tcW w:type="dxa" w:w="636"/>
+          </w:tcPr>
+          <w:p>
+            <w:pPr>
+              <w:spacing w:after="0"/>
+              <w:ind w:left="360"/>
+            </w:pPr>
+            <w:r>
+              <w:rPr>
+                <w:rFonts w:ascii="Adani" w:hAnsi="Adani" w:eastAsia="Adani" w:cs="Adani"/>
+                <w:b w:val="0"/>
+                <w:sz w:val="23"/>
+              </w:rPr>
+              <w:t>11</w:t>
+            </w:r>
+          </w:p>
+        </w:tc>
+        <w:tc>
+          <w:tcPr>
+            <w:tcW w:type="dxa" w:w="3864"/>
+          </w:tcPr>
+          <w:p>
+            <w:pPr>
+              <w:spacing w:after="0"/>
+              <w:jc w:val="both"/>
+            </w:pPr>
+            <w:r>
+              <w:rPr>
+                <w:rFonts w:ascii="Adani" w:hAnsi="Adani" w:eastAsia="Adani" w:cs="Adani"/>
+                <w:b w:val="0"/>
+                <w:sz w:val="23"/>
+              </w:rPr>
+              <w:t>LOVISHA INFRASTRUCTURE PRIVATE LIMITED</w:t>
+            </w:r>
+          </w:p>
+        </w:tc>
+        <w:tc>
+          <w:tcPr>
+            <w:tcW w:type="dxa" w:w="2610"/>
+          </w:tcPr>
+          <w:p>
+            <w:pPr>
+              <w:spacing w:after="0"/>
+              <w:jc w:val="center"/>
+            </w:pPr>
+            <w:r>
+              <w:rPr>
+                <w:rFonts w:ascii="Adani" w:hAnsi="Adani" w:eastAsia="Adani" w:cs="Adani"/>
+                <w:b w:val="0"/>
+                <w:sz w:val="23"/>
+              </w:rPr>
+              <w:t>05/12/2013</w:t>
+            </w:r>
+          </w:p>
+        </w:tc>
+        <w:tc>
+          <w:tcPr>
+            <w:tcW w:type="dxa" w:w="2250"/>
+          </w:tcPr>
+          <w:p>
+            <w:pPr>
+              <w:spacing w:after="0"/>
+              <w:jc w:val="center"/>
+            </w:pPr>
+          </w:p>
+        </w:tc>
+      </w:tr>
+      <w:tr>
+        <w:tc>
+          <w:tcPr>
+            <w:tcW w:type="dxa" w:w="636"/>
+          </w:tcPr>
+          <w:p>
+            <w:pPr>
+              <w:spacing w:after="0"/>
+              <w:ind w:left="360"/>
+            </w:pPr>
+            <w:r>
+              <w:rPr>
+                <w:rFonts w:ascii="Adani" w:hAnsi="Adani" w:eastAsia="Adani" w:cs="Adani"/>
+                <w:b w:val="0"/>
+                <w:sz w:val="23"/>
+              </w:rPr>
+              <w:t>12</w:t>
+            </w:r>
+          </w:p>
+        </w:tc>
+        <w:tc>
+          <w:tcPr>
+            <w:tcW w:type="dxa" w:w="3864"/>
+          </w:tcPr>
+          <w:p>
+            <w:pPr>
+              <w:spacing w:after="0"/>
+              <w:jc w:val="both"/>
+            </w:pPr>
+            <w:r>
+              <w:rPr>
+                <w:rFonts w:ascii="Adani" w:hAnsi="Adani" w:eastAsia="Adani" w:cs="Adani"/>
+                <w:b w:val="0"/>
+                <w:sz w:val="23"/>
+              </w:rPr>
+              <w:t>SUNBOURNE DEVELOPERS PRIVATE LIMITED</w:t>
+            </w:r>
+          </w:p>
+        </w:tc>
+        <w:tc>
+          <w:tcPr>
+            <w:tcW w:type="dxa" w:w="2610"/>
+          </w:tcPr>
+          <w:p>
+            <w:pPr>
+              <w:spacing w:after="0"/>
+              <w:jc w:val="center"/>
+            </w:pPr>
+            <w:r>
+              <w:rPr>
+                <w:rFonts w:ascii="Adani" w:hAnsi="Adani" w:eastAsia="Adani" w:cs="Adani"/>
+                <w:b w:val="0"/>
+                <w:sz w:val="23"/>
+              </w:rPr>
+              <w:t>31/08/2011</w:t>
             </w:r>
           </w:p>
         </w:tc>
@@ -571,7 +1201,7 @@
         </w:rPr>
         <w:t xml:space="preserve">Name           </w:t>
         <w:tab/>
-        <w:t xml:space="preserve">:  Sunil Sharma</w:t>
+        <w:t xml:space="preserve">:  SUNIL SHARMA</w:t>
       </w:r>
     </w:p>
     <w:p>
@@ -615,7 +1245,7 @@
           <w:b w:val="0"/>
           <w:sz w:val="23"/>
         </w:rPr>
-        <w:t xml:space="preserve">Date: 04th May, 2026</w:t>
+        <w:t xml:space="preserve">Date: 15th May, 2026</w:t>
         <w:tab/>
       </w:r>
     </w:p>
